--- a/docs/srs/02_요구사항명세서(SRS)_전동기_v0.5.docx
+++ b/docs/srs/02_요구사항명세서(SRS)_전동기_v0.5.docx
@@ -6880,7 +6880,7 @@
                 <w:sz w:val="18"/>
                 <w:szCs w:val="18"/>
               </w:rPr>
-              <w:t xml:space="preserve">MVP: 아파트 1개 단지 CSV. 표본 기준 3건, 면적 ±10% (팀 기준)</w:t>
+              <w:t>MVP: 시연 집이 있는 구의 아파트·연립다세대 실거래(API로 받아 저장). 표본 기준 3건, 면적 ±10% (팀 기준)</w:t>
             </w:r>
           </w:p>
         </w:tc>

--- a/docs/srs/02_요구사항명세서(SRS)_전동기_v0.5.docx
+++ b/docs/srs/02_요구사항명세서(SRS)_전동기_v0.5.docx
@@ -14280,7 +14280,7 @@
                 <w:sz w:val="18"/>
                 <w:szCs w:val="18"/>
               </w:rPr>
-              <w:t xml:space="preserve">MVP: 데이터 파일 교체 후 배치 실행</w:t>
+              <w:t xml:space="preserve">MVP: 실거래가 API 수집 후 재계산 배치 실행 (공시가격은 파일 적재)</w:t>
             </w:r>
           </w:p>
         </w:tc>
@@ -29684,7 +29684,7 @@
                 <w:sz w:val="18"/>
                 <w:szCs w:val="18"/>
               </w:rPr>
-              <w:t xml:space="preserve">새 공시가격 또는 실거래 데이터 적재 완료</w:t>
+              <w:t xml:space="preserve">새 공시가격 파일 적재 또는 실거래가 API 수집 완료</w:t>
             </w:r>
           </w:p>
         </w:tc>
@@ -29754,7 +29754,7 @@
                 <w:sz w:val="18"/>
                 <w:szCs w:val="18"/>
               </w:rPr>
-              <w:t xml:space="preserve">데이터 적재 후 재계산 배치 실행</w:t>
+              <w:t xml:space="preserve">공시가격 적재 또는 실거래가 수집 후 재계산 배치 실행</w:t>
             </w:r>
           </w:p>
         </w:tc>
@@ -31712,7 +31712,7 @@
                 <w:sz w:val="18"/>
                 <w:szCs w:val="18"/>
               </w:rPr>
-              <w:t xml:space="preserve">1. 규칙 설정 파일을 근거·기준일과 함께 수정하거나 데이터 파일을 적재한다.</w:t>
+              <w:t xml:space="preserve">1. 규칙 설정 파일을 근거·기준일과 함께 수정하거나, 실거래가를 API로 수집하거나, 공시가격·건축물대장 파일을 적재한다.</w:t>
             </w:r>
           </w:p>
           <w:p>
@@ -31798,6 +31798,19 @@
             </w:tcMar>
             <w:vAlign w:val="center"/>
           </w:tcPr>
+          <w:p>
+            <w:pPr>
+              <w:spacing w:after="0" w:before="0" w:line="260"/>
+              <w:jc w:val="left"/>
+            </w:pPr>
+            <w:r>
+              <w:rPr>
+                <w:sz w:val="18"/>
+                <w:szCs w:val="18"/>
+              </w:rPr>
+              <w:t xml:space="preserve">1a. 실거래가 API 호출 실패 → 저장해 둔 자료나 내려받은 파일(CSV)로 적재하고 기준일 표시</w:t>
+            </w:r>
+          </w:p>
           <w:p>
             <w:pPr>
               <w:spacing w:after="0" w:before="0" w:line="260"/>

--- a/docs/srs/02_요구사항명세서(SRS)_전동기_v0.5.docx
+++ b/docs/srs/02_요구사항명세서(SRS)_전동기_v0.5.docx
@@ -271,7 +271,7 @@
                 <w:sz w:val="18"/>
                 <w:szCs w:val="18"/>
               </w:rPr>
-              <w:t xml:space="preserve">[팀명 / 회사명 입력]</w:t>
+              <w:t xml:space="preserve">전동기 (임시)</w:t>
             </w:r>
           </w:p>
         </w:tc>

--- a/docs/srs/02_요구사항명세서(SRS)_전동기_v0.5.docx
+++ b/docs/srs/02_요구사항명세서(SRS)_전동기_v0.5.docx
@@ -21461,7 +21461,7 @@
                 <w:sz w:val="18"/>
                 <w:szCs w:val="18"/>
               </w:rPr>
-              <w:t xml:space="preserve">잔금 전 보증 사전심사·상담(2번)을 바로 다음 할 일로 올리고, 보증이 거절되면 계약금을 돌려받지 못할 수 있음을 안내. 공공 상담 창구 연결</w:t>
+              <w:t xml:space="preserve">잔금 전 보증 사전심사·상담(2번)을 맨 위 할 일로 올리고, 보증이 거절되면 계약금을 돌려받지 못할 수 있음을 안내. 공공 상담 창구 연결</w:t>
             </w:r>
           </w:p>
         </w:tc>

--- a/docs/srs/02_요구사항명세서(SRS)_전동기_v0.5.docx
+++ b/docs/srs/02_요구사항명세서(SRS)_전동기_v0.5.docx
@@ -10108,7 +10108,7 @@
                 <w:sz w:val="18"/>
                 <w:szCs w:val="18"/>
               </w:rPr>
-              <w:t xml:space="preserve">반환보증 가입(5·6번), 만기 통보(7·8번), 만기 확인(9번)은 목록 맨 위에 보여야 한다. 경보가 "주의" 이상이면 5번을 맨 위로 올려야 한다.</w:t>
+              <w:t xml:space="preserve">반환보증 가입(5·6번), 만기 통보(7·8번), 만기 확인(9번)은 목록 맨 위에 보여야 한다. 경보가 "주의" 이상이면 5번을 맨 위로 올려야 한다. 순서는 맨 위로 올리는 규칙에 걸린 할 일 → 고정 항목 → 기한 빠른 순이며, 시작일이 안 온 고정 항목은 흐리게 표시한다.</w:t>
             </w:r>
           </w:p>
         </w:tc>
@@ -10292,7 +10292,7 @@
                 <w:sz w:val="18"/>
                 <w:szCs w:val="18"/>
               </w:rPr>
-              <w:t xml:space="preserve">선행 조건이 끝나지 않은 할 일은 완료할 수 없어야 하며, 어떤 할 일이 먼저인지 표시해야 한다. (예: 2번은 1번 완료 후. 신고 비대상 계약은 1번이 생기지 않으므로 2번이 계약 직후 바로 시작)</w:t>
+              <w:t xml:space="preserve">선행 조건이 끝나지 않은 할 일은 완료할 수 없어야 하며, 어떤 할 일이 먼저인지 표시해야 한다. (예: 2번은 1번 완료 후. 신고 비대상 계약은 1번이 생기지 않으므로 2번이 계약 직후 바로 시작. 보증금 비율 90% 이상이면 2번 기한이 계약일로 당겨지므로 1번을 기다리지 않음)</w:t>
             </w:r>
           </w:p>
         </w:tc>
@@ -11463,7 +11463,7 @@
                 <w:sz w:val="18"/>
                 <w:szCs w:val="18"/>
               </w:rPr>
-              <w:t xml:space="preserve">만기 6개월 전 할 일에서 "이사할게요"를 고르면 다음 집의 계약금일·잔금일·보증금을 입력받고, 지금 계약과 다음 계약을 하나의 할 일 목록으로 묶어야 한다.</w:t>
+              <w:t xml:space="preserve">만기 6개월 전 할 일에서 "이사할게요"를 고르면 다음 집의 계약금일·계약금·잔금일·보증금을 입력받고, 지금 계약과 다음 계약을 하나의 할 일 목록으로 묶어야 한다.</w:t>
             </w:r>
           </w:p>
         </w:tc>
@@ -11647,7 +11647,7 @@
                 <w:sz w:val="18"/>
                 <w:szCs w:val="18"/>
               </w:rPr>
-              <w:t xml:space="preserve">지금 집 보증금 반환 예정일과 다음 집 계약금·잔금일을 비교해, 반환이 늦으면 비는 기간(일)과 금액을 표시해야 한다. 전세대출이 있으면 기존 대출 상환과 새 대출 실행 순서를 함께 보여 줘야 한다.</w:t>
+              <w:t xml:space="preserve">지금 집 보증금 반환 예정일과 다음 집 계약금·잔금일을 비교해, 반환이 늦으면 비는 기간(일)과 금액(지금 집 보증금과 다음 집 잔금 중 작은 금액)을 표시해야 한다. 전세대출이 있으면 기존 대출 상환과 새 대출 실행 순서를 함께 보여 줘야 한다.</w:t>
             </w:r>
           </w:p>
         </w:tc>
@@ -18796,7 +18796,7 @@
                 <w:sz w:val="18"/>
                 <w:szCs w:val="18"/>
               </w:rPr>
-              <w:t xml:space="preserve">HUG: 계약 기간 절반 경과 전. HF·SGI: 기관 기준 확인 후 적용</w:t>
+              <w:t xml:space="preserve">HUG: 잔금일과 전입신고일 중 늦은 날부터 계약 기간 절반 경과 전. HF·SGI: 기관 기준 확인 후 적용</w:t>
             </w:r>
           </w:p>
         </w:tc>
@@ -20734,7 +20734,7 @@
                 <w:sz w:val="18"/>
                 <w:szCs w:val="18"/>
               </w:rPr>
-              <w:t xml:space="preserve">보증기관 상담을 계약금 전으로 앞당김. 보증 거절 시 계약 해제 절차 안내</w:t>
+              <w:t xml:space="preserve">보증기관 상담을 계약금 전으로 앞당김(기한은 계약일, 임대차 신고를 기다리지 않음). 보증 거절 시 계약 해제 절차 안내</w:t>
             </w:r>
           </w:p>
         </w:tc>

--- a/docs/srs/02_요구사항명세서(SRS)_전동기_v0.5.docx
+++ b/docs/srs/02_요구사항명세서(SRS)_전동기_v0.5.docx
@@ -341,20 +341,20 @@
                 <w:sz w:val="18"/>
                 <w:szCs w:val="18"/>
               </w:rPr>
-              <w:t>황웅재 / [학번] / PO</w:t>
-            </w:r>
-          </w:p>
-          <w:p>
-            <w:pPr>
-              <w:spacing w:after="0" w:before="0" w:line="260"/>
-              <w:jc w:val="left"/>
-            </w:pPr>
-            <w:r>
-              <w:rPr>
-                <w:sz w:val="18"/>
-                <w:szCs w:val="18"/>
-              </w:rPr>
-              <w:t>배승환 / [학번] / PM</w:t>
+              <w:t>황웅재 / PO</w:t>
+            </w:r>
+          </w:p>
+          <w:p>
+            <w:pPr>
+              <w:spacing w:after="0" w:before="0" w:line="260"/>
+              <w:jc w:val="left"/>
+            </w:pPr>
+            <w:r>
+              <w:rPr>
+                <w:sz w:val="18"/>
+                <w:szCs w:val="18"/>
+              </w:rPr>
+              <w:t>배승환 / PM</w:t>
             </w:r>
           </w:p>
         </w:tc>

--- a/docs/srs/02_요구사항명세서(SRS)_전동기_v0.5.docx
+++ b/docs/srs/02_요구사항명세서(SRS)_전동기_v0.5.docx
@@ -5469,7 +5469,7 @@
         <w:t xml:space="preserve">Frontend:</w:t>
       </w:r>
       <w:r>
-        <w:t xml:space="preserve"> React</w:t>
+        <w:t xml:space="preserve"> Expo(React Native, Expo Router). 한 코드로 웹(PWA)·안드로이드·iOS를 내고, MVP는 웹(PWA)으로 시연</w:t>
       </w:r>
     </w:p>
     <w:p>
@@ -15004,7 +15004,7 @@
                 <w:sz w:val="18"/>
                 <w:szCs w:val="18"/>
               </w:rPr>
-              <w:t xml:space="preserve">계약서를 쓰기 전, 임대인 신분증과 등기부상 소유자 이름이 같은지, 대리인이면 위임장과 인감증명서가 있는지, 계약금 계좌가 소유자 명의인지 확인 목록을 보여 줘야 한다. 모든 항목에 "직접 확인하고 체크하세요"를 표시하고, 체크하지 않은 항목은 기록함에 "확인 안 함"으로 남겨야 한다.</w:t>
+              <w:t xml:space="preserve">계약서를 쓰기 전, 임대인 신분증과 등기부상 소유자 이름이 같은지, 대리인이면 위임장과 인감증명서(발급 3개월 이내)가 있는지와 소유자와 직접 통화해 위임 사실을 확인했는지, 계약금 계좌가 소유자 명의인지 확인 목록을 보여 줘야 한다. 모든 항목에 "직접 확인하고 체크하세요"를 표시하고, 체크하지 않은 항목은 기록함에 "확인 안 함"으로 남겨야 한다.</w:t>
             </w:r>
           </w:p>
         </w:tc>
@@ -39933,7 +39933,7 @@
                 <w:sz w:val="18"/>
                 <w:szCs w:val="18"/>
               </w:rPr>
-              <w:t xml:space="preserve">프론트엔드 (React PWA)</w:t>
+              <w:t xml:space="preserve">프론트엔드 (Expo, 웹은 PWA)</w:t>
             </w:r>
           </w:p>
         </w:tc>

--- a/docs/srs/02_요구사항명세서(SRS)_전동기_v0.5.docx
+++ b/docs/srs/02_요구사항명세서(SRS)_전동기_v0.5.docx
@@ -11647,7 +11647,7 @@
                 <w:sz w:val="18"/>
                 <w:szCs w:val="18"/>
               </w:rPr>
-              <w:t xml:space="preserve">지금 집 보증금 반환 예정일과 다음 집 계약금·잔금일을 비교해, 반환이 늦으면 비는 기간(일)과 금액(지금 집 보증금과 다음 집 잔금 중 작은 금액)을 표시해야 한다. 전세대출이 있으면 기존 대출 상환과 새 대출 실행 순서를 함께 보여 줘야 한다.</w:t>
+              <w:t xml:space="preserve">지금 집 보증금 반환 예정일과 다음 집 계약금·잔금일을 비교해, 반환이 늦으면 비는 기간(일)과 금액(지금 집 보증금과 다음 집 잔금(보증금 − 계약금) 중 작은 금액)을 표시해야 한다. 전세대출이 있으면 기존 대출 상환과 새 대출 실행 순서를 함께 보여 줘야 한다.</w:t>
             </w:r>
           </w:p>
         </w:tc>
@@ -18156,7 +18156,7 @@
                 <w:sz w:val="18"/>
                 <w:szCs w:val="18"/>
               </w:rPr>
-              <w:t xml:space="preserve">1번 선행 (신고 비대상이면 계약 직후 바로 시작). 직거래면 잔금 전 보증기관 상담으로 대체. 해제 특약을 거절당했으면 맨 위</w:t>
+              <w:t xml:space="preserve">1번 선행 (신고 비대상이면 계약 직후 바로 시작, 보증금 비율 90% 이상이면 기한이 계약일로 당겨져 1번을 기다리지 않음). 직거래면 잔금 전 보증기관 상담으로 대체. 해제 특약을 거절당했으면 맨 위</w:t>
             </w:r>
           </w:p>
         </w:tc>

--- a/docs/srs/02_요구사항명세서(SRS)_전동기_v0.5.docx
+++ b/docs/srs/02_요구사항명세서(SRS)_전동기_v0.5.docx
@@ -18574,7 +18574,7 @@
                 <w:sz w:val="18"/>
                 <w:szCs w:val="18"/>
               </w:rPr>
-              <w:t xml:space="preserve">대출 실행 후 (대출 없으면 전입신고 다음 날)</w:t>
+              <w:t xml:space="preserve">대출 실행 후 (전입신고가 더 늦거나 대출 없으면 전입신고 다음 날)</w:t>
             </w:r>
           </w:p>
         </w:tc>

--- a/docs/srs/02_요구사항명세서(SRS)_전동기_v0.5.docx
+++ b/docs/srs/02_요구사항명세서(SRS)_전동기_v0.5.docx
@@ -3717,7 +3717,7 @@
         <w:spacing w:after="120" w:line="320"/>
       </w:pPr>
       <w:r>
-        <w:t>전동기는 독립형 모바일 웹 서비스(PWA)다. 보증기관 등 공식 창구 시스템과 직접 연동하지 않고, 공공 데이터(실거래가는 공공데이터포털 API, 공시가격·건축물대장은 파일)와 사용자가 올린 자료로 계산한 뒤 공식 창구는 링크로 연결한다.</w:t>
+        <w:t>전동기는 독립형 서비스로, MVP는 모바일 웹(PWA)으로 제공하고 이후 같은 코드(Expo)로 안드로이드·iOS 앱을 낸다. 보증기관 등 공식 창구 시스템과 직접 연동하지 않고, 공공 데이터(실거래가는 공공데이터포털 API, 공시가격·건축물대장은 파일)와 사용자가 올린 자료로 계산한 뒤 공식 창구는 링크로 연결한다.</w:t>
       </w:r>
     </w:p>
     <w:tbl>
@@ -5449,7 +5449,7 @@
         <w:t xml:space="preserve">Client:</w:t>
       </w:r>
       <w:r>
-        <w:t xml:space="preserve"> 모바일 웹(PWA) — iOS Safari, Android Chrome 최신 버전 / 데스크톱 Chrome·Edge 최신 버전</w:t>
+        <w:t xml:space="preserve"> MVP는 모바일 웹(PWA) — iOS Safari, Android Chrome 최신 버전 / 데스크톱 Chrome·Edge 최신 버전. 이후 같은 코드로 안드로이드·iOS 앱</w:t>
       </w:r>
     </w:p>
     <w:p>

--- a/docs/srs/02_요구사항명세서(SRS)_전동기_v0.5.docx
+++ b/docs/srs/02_요구사항명세서(SRS)_전동기_v0.5.docx
@@ -2947,7 +2947,7 @@
                 <w:sz w:val="18"/>
                 <w:szCs w:val="18"/>
               </w:rPr>
-              <w:t xml:space="preserve">인터넷등기소 등기사항증명서의 마지막 "주요 등기사항 요약" 페이지</w:t>
+              <w:t>인터넷등기소에서 열람한 뒤 PDF로 저장한 "부동산정보요약"(또는 등기사항증명서 마지막의 "주요 등기사항 요약") 페이지</w:t>
             </w:r>
           </w:p>
         </w:tc>
@@ -5705,7 +5705,7 @@
         <w:spacing w:after="60" w:line="300"/>
       </w:pPr>
       <w:r>
-        <w:t xml:space="preserve">"주요 등기사항 요약" 페이지 양식이 개발 기간 동안 바뀌지 않는다고 가정한다.</w:t>
+        <w:t>등기부 요약("부동산정보요약"·"주요 등기사항 요약") 페이지 양식이 개발 기간 동안 바뀌지 않는다고 가정한다.</w:t>
       </w:r>
     </w:p>
     <w:p>
@@ -6978,7 +6978,7 @@
                 <w:sz w:val="18"/>
                 <w:szCs w:val="18"/>
               </w:rPr>
-              <w:t xml:space="preserve">사용자는 등기부 PDF를 올릴 수 있어야 하고, 시스템은 "주요 등기사항 요약" 페이지에서 소유자, 근저당(채권최고액), 압류·가압류·가처분·경매개시결정, 신탁등기를 추출해야 한다.</w:t>
+              <w:t>사용자는 등기부 PDF를 올릴 수 있어야 하고, 시스템은 등기부 요약(인터넷등기소 "부동산정보요약" 또는 등기사항증명서의 "주요 등기사항 요약") 페이지에서 소유자, 근저당(채권최고액), 압류·가압류·가처분·경매개시결정, 신탁등기를 추출해야 한다.</w:t>
             </w:r>
           </w:p>
         </w:tc>

--- a/docs/srs/02_요구사항명세서(SRS)_전동기_v0.5.docx
+++ b/docs/srs/02_요구사항명세서(SRS)_전동기_v0.5.docx
@@ -2746,7 +2746,7 @@
                 <w:sz w:val="18"/>
                 <w:szCs w:val="18"/>
               </w:rPr>
-              <w:t xml:space="preserve">세입자 보증금보다 먼저 변제받는 채권 (근저당 채권최고액 등)</w:t>
+              <w:t xml:space="preserve">세입자 보증금보다 먼저 변제받는 채권 (근저당 채권최고액, 등기된 임차권·전세권 보증금 등)</w:t>
             </w:r>
           </w:p>
         </w:tc>
@@ -6978,7 +6978,7 @@
                 <w:sz w:val="18"/>
                 <w:szCs w:val="18"/>
               </w:rPr>
-              <w:t>사용자는 등기부 PDF를 올릴 수 있어야 하고, 시스템은 등기부 요약(인터넷등기소 "부동산정보요약" 또는 등기사항증명서의 "주요 등기사항 요약") 페이지에서 소유자, 근저당(채권최고액), 압류·가압류·가처분·경매개시결정, 신탁등기를 추출해야 한다.</w:t>
+              <w:t>사용자는 등기부 PDF를 올릴 수 있어야 하고, 시스템은 등기부 요약(인터넷등기소 "부동산정보요약" 또는 등기사항증명서의 "주요 등기사항 요약") 페이지에서 소유자, 근저당(채권최고액·근저당권자), 을구 임차권·전세권(보증금·권리자), 압류·가압류·가처분·경매개시결정, 신탁등기를 추출해야 한다. 임차권·전세권 보증금은 선순위 채권에 넣되, 같은 보증금이 전세권과 임차권으로 함께 등기돼 있으면 한 번만 넣어야 한다. 두 권리자 이름이 모두 읽혔는데 서로 다르면 둘 다 넣고 확인 안내를 보여 줘야 한다. 사용자는 이미 돌려받았거나 자기 계약인 임차권·전세권을 확인 화면에서 항목별로 뺄 수 있어야 한다.</w:t>
             </w:r>
           </w:p>
         </w:tc>

--- a/docs/srs/02_요구사항명세서(SRS)_전동기_v0.5.docx
+++ b/docs/srs/02_요구사항명세서(SRS)_전동기_v0.5.docx
@@ -6978,7 +6978,7 @@
                 <w:sz w:val="18"/>
                 <w:szCs w:val="18"/>
               </w:rPr>
-              <w:t>사용자는 등기부 PDF를 올릴 수 있어야 하고, 시스템은 등기부 요약(인터넷등기소 "부동산정보요약" 또는 등기사항증명서의 "주요 등기사항 요약") 페이지에서 소유자, 근저당(채권최고액·근저당권자), 을구 임차권·전세권(보증금·권리자), 압류·가압류·가처분·경매개시결정, 신탁등기를 추출해야 한다. 임차권·전세권 보증금은 선순위 채권에 넣되, 같은 보증금이 전세권과 임차권으로 함께 등기돼 있으면 한 번만 넣어야 한다. 두 권리자 이름이 모두 읽혔는데 서로 다르면 둘 다 넣고 확인 안내를 보여 줘야 한다. 사용자는 이미 돌려받았거나 자기 계약인 임차권·전세권을 확인 화면에서 항목별로 뺄 수 있어야 한다.</w:t>
+              <w:t>사용자는 등기부 PDF를 올릴 수 있어야 하고, 시스템은 등기부 요약(인터넷등기소 "부동산정보요약" 또는 등기사항증명서의 "주요 등기사항 요약") 페이지에서 소유자, 근저당(채권최고액·근저당권자), 을구 임차권·전세권(보증금·권리자), 압류·가압류·가처분·경매개시결정, 신탁등기를 추출해야 한다. 임차권·전세권 보증금은 선순위 채권에 넣되, 같은 보증금이 전세권과 임차권으로 함께 등기돼 있으면 한 번만(임차권에 못 돌려받은 금액이 적혀 있으면 그 금액만) 넣어야 한다. 두 권리자 이름이 모두 읽혔는데 서로 다르면 둘 다 넣고 확인 안내를 보여 줘야 한다. 사용자는 이미 돌려받았거나 자기 계약인 임차권·전세권을 확인 화면에서 항목별로 뺄 수 있어야 한다.</w:t>
             </w:r>
           </w:p>
         </w:tc>
@@ -7071,7 +7071,7 @@
                 <w:sz w:val="18"/>
                 <w:szCs w:val="18"/>
               </w:rPr>
-              <w:t xml:space="preserve">MVP: 요약 페이지만, 샘플 3건 기준 개발</w:t>
+              <w:t xml:space="preserve">MVP: 요약 페이지만, 샘플 10건으로 정확도 검증 (NFR-002)</w:t>
             </w:r>
           </w:p>
         </w:tc>

--- a/docs/srs/02_요구사항명세서(SRS)_전동기_v0.5.docx
+++ b/docs/srs/02_요구사항명세서(SRS)_전동기_v0.5.docx
@@ -2514,7 +2514,7 @@
                 <w:sz w:val="18"/>
                 <w:szCs w:val="18"/>
               </w:rPr>
-              <w:t xml:space="preserve">PWA</w:t>
+              <w:t>Expo Go</w:t>
             </w:r>
           </w:p>
         </w:tc>
@@ -2545,7 +2545,7 @@
                 <w:sz w:val="18"/>
                 <w:szCs w:val="18"/>
               </w:rPr>
-              <w:t xml:space="preserve">Progressive Web App. 설치형 앱처럼 쓰는 모바일 웹</w:t>
+              <w:t>Expo로 만든 앱을 설치 파일 없이 휴대폰에서 바로 여는 앱. MVP 시연에 씀</w:t>
             </w:r>
           </w:p>
         </w:tc>
@@ -3717,7 +3717,7 @@
         <w:spacing w:after="120" w:line="320"/>
       </w:pPr>
       <w:r>
-        <w:t>전동기는 독립형 서비스로, MVP는 모바일 웹(PWA)으로 제공하고 이후 같은 코드(Expo)로 안드로이드·iOS 앱을 낸다. 보증기관 등 공식 창구 시스템과 직접 연동하지 않고, 공공 데이터(실거래가는 공공데이터포털 API, 공시가격·건축물대장은 파일)와 사용자가 올린 자료로 계산한 뒤 공식 창구는 링크로 연결한다.</w:t>
+        <w:t>전동기는 독립형 서비스로, MVP는 휴대폰 앱(Expo, 안드로이드·iOS)으로 제공하고 시연은 Expo Go로 한다. 보증기관 등 공식 창구 시스템과 직접 연동하지 않고, 공공 데이터(실거래가는 공공데이터포털 API, 공시가격·건축물대장은 파일)와 사용자가 올린 자료로 계산한 뒤 공식 창구는 링크로 연결한다.</w:t>
       </w:r>
     </w:p>
     <w:tbl>
@@ -5449,7 +5449,7 @@
         <w:t xml:space="preserve">Client:</w:t>
       </w:r>
       <w:r>
-        <w:t xml:space="preserve"> MVP는 모바일 웹(PWA) — iOS Safari, Android Chrome 최신 버전 / 데스크톱 Chrome·Edge 최신 버전. 이후 같은 코드로 안드로이드·iOS 앱</w:t>
+        <w:t xml:space="preserve"> MVP는 휴대폰 앱 — 안드로이드·iOS의 Expo Go(Expo SDK 57). 같은 코드의 웹은 개발·확인용(데스크톱 Chrome·Edge)으로만 쓴다</w:t>
       </w:r>
     </w:p>
     <w:p>
@@ -5469,7 +5469,7 @@
         <w:t xml:space="preserve">Frontend:</w:t>
       </w:r>
       <w:r>
-        <w:t xml:space="preserve"> Expo(React Native, Expo Router). 한 코드로 웹(PWA)·안드로이드·iOS를 내고, MVP는 웹(PWA)으로 시연</w:t>
+        <w:t xml:space="preserve"> Expo(React Native, Expo Router). 한 코드로 안드로이드·iOS 앱을 내고, MVP는 휴대폰 앱(Expo Go)으로 시연. 웹은 개발 편의용</w:t>
       </w:r>
     </w:p>
     <w:p>
@@ -39933,7 +39933,7 @@
                 <w:sz w:val="18"/>
                 <w:szCs w:val="18"/>
               </w:rPr>
-              <w:t xml:space="preserve">프론트엔드 (Expo, 웹은 PWA)</w:t>
+              <w:t>프론트엔드 (Expo 앱, 웹은 개발용)</w:t>
             </w:r>
           </w:p>
         </w:tc>

--- a/docs/srs/02_요구사항명세서(SRS)_전동기_v0.5.docx
+++ b/docs/srs/02_요구사항명세서(SRS)_전동기_v0.5.docx
@@ -23986,7 +23986,7 @@
                 <w:sz w:val="18"/>
                 <w:szCs w:val="18"/>
               </w:rPr>
-              <w:t xml:space="preserve">iOS Safari, Android Chrome 최신 버전과 화면 폭 360px 이상에서 모든 동작 화면이 깨지지 않고 동작해야 한다.</w:t>
+              <w:t xml:space="preserve">휴대폰 앱(Expo Go, iOS·Android 최신 버전)에서 화면 폭 360px 이상일 때 모든 동작 화면이 깨지지 않고 동작해야 한다. 웹은 개발 편의용이라 대상이 아니다.</w:t>
             </w:r>
           </w:p>
         </w:tc>

--- a/docs/srs/02_요구사항명세서(SRS)_전동기_v0.5.docx
+++ b/docs/srs/02_요구사항명세서(SRS)_전동기_v0.5.docx
@@ -10851,7 +10851,7 @@
                 <w:sz w:val="18"/>
                 <w:szCs w:val="18"/>
               </w:rPr>
-              <w:t xml:space="preserve">잔금일에 사용자가 등기부를 다시 올리면 계약 전 결과와 비교해 변동 항목을 표시하고, 변동이 있으면 "잔금 보류 후 상담"을 안내해야 한다. 계약 전 점검에서 근저당이 있었으면 근저당 금액 비교를 필수 확인 항목으로 지정해야 한다.</w:t>
+              <w:t>잔금일에 사용자가 등기부를 다시 올리면 계약 전 결과와 비교해 변동 항목을 표시하고, 새로 생기거나 늘어난 항목이 있으면 "잔금 보류 후 상담"을 안내해야 한다. 없어지거나 줄어든 항목(근저당 말소·감액 등)은 변동으로만 표시한다. 계약 전 점검에서 근저당이 있었으면 근저당 금액 비교를 필수 확인 항목으로 지정해야 한다.</w:t>
             </w:r>
           </w:p>
         </w:tc>
@@ -29295,7 +29295,7 @@
                 <w:sz w:val="18"/>
                 <w:szCs w:val="18"/>
               </w:rPr>
-              <w:t xml:space="preserve">2a. 변동 있음(근저당 금액 변경, 새 압류 등) → 계약 당일이면 "계약 보류 후 상담", 잔금일이면 "잔금 보류 후 상담" 안내</w:t>
+              <w:t>2a. 새로 생기거나 늘어난 항목 있음(새 압류, 근저당 금액 증가 등) → 계약 당일이면 "계약 보류 후 상담", 잔금일이면 "잔금 보류 후 상담" 안내</w:t>
             </w:r>
           </w:p>
           <w:p>
@@ -29309,6 +29309,19 @@
                 <w:szCs w:val="18"/>
               </w:rPr>
               <w:t xml:space="preserve">2b. 계약 전 근저당 있음 → 근저당 금액 비교 결과를 필수로 표시</w:t>
+            </w:r>
+          </w:p>
+          <w:p>
+            <w:pPr>
+              <w:spacing w:after="0" w:before="0" w:line="260"/>
+              <w:jc w:val="left"/>
+            </w:pPr>
+            <w:r>
+              <w:rPr>
+                <w:sz w:val="18"/>
+                <w:szCs w:val="18"/>
+              </w:rPr>
+              <w:t>2c. 없어지거나 줄어든 항목만 있음(근저당 말소·감액 등) → 변동으로 표시하고 보류는 안내하지 않음</w:t>
             </w:r>
           </w:p>
         </w:tc>

--- a/docs/srs/02_요구사항명세서(SRS)_전동기_v0.5.docx
+++ b/docs/srs/02_요구사항명세서(SRS)_전동기_v0.5.docx
@@ -2202,7 +2202,7 @@
         <w:spacing w:after="60" w:line="300"/>
       </w:pPr>
       <w:r>
-        <w:t xml:space="preserve">주소 기반 공시가격·건축물대장 자동 조회 (시연 집 2채만 사전 매칭, 그 외는 직접 입력)</w:t>
+        <w:t>주소 기반 건축물대장 자동 조회 (시연 집 2채만 사전 매칭). 공동주택 공시가격은 주소로 조회하고(아파트·연립다세대), 오피스텔·조회 실패는 직접 입력</w:t>
       </w:r>
     </w:p>
     <w:p>
@@ -3717,7 +3717,7 @@
         <w:spacing w:after="120" w:line="320"/>
       </w:pPr>
       <w:r>
-        <w:t>전동기는 독립형 서비스로, MVP는 휴대폰 앱(Expo, 안드로이드·iOS)으로 제공하고 시연은 Expo Go로 한다. 보증기관 등 공식 창구 시스템과 직접 연동하지 않고, 공공 데이터(실거래가는 공공데이터포털 API, 공시가격·건축물대장은 파일)와 사용자가 올린 자료로 계산한 뒤 공식 창구는 링크로 연결한다.</w:t>
+        <w:t>전동기는 독립형 서비스로, MVP는 휴대폰 앱(Expo, 안드로이드·iOS)으로 제공하고 시연은 Expo Go로 한다. 보증기관 등 공식 창구 시스템과 직접 연동하지 않고, 공공 데이터(실거래가는 공공데이터포털 API, 공동주택 공시가격은 브이월드 API, 건축물대장은 파일)와 사용자가 올린 자료로 계산한 뒤 공식 창구는 링크로 연결한다.</w:t>
       </w:r>
     </w:p>
     <w:tbl>
@@ -3939,7 +3939,7 @@
                 <w:sz w:val="18"/>
                 <w:szCs w:val="18"/>
               </w:rPr>
-              <w:t>실거래가는 공공데이터포털 API로 받아 저장, 공시가격·건축물대장은 파일을 적재해 계산에 사용</w:t>
+              <w:t>실거래가는 공공데이터포털 API로 받아 저장, 공동주택 공시가격은 브이월드 API로 주소·동·호마다 조회(저장하지 않음), 건축물대장은 파일을 적재해 계산에 사용</w:t>
             </w:r>
           </w:p>
         </w:tc>
@@ -5757,7 +5757,7 @@
         <w:spacing w:after="60" w:line="300"/>
       </w:pPr>
       <w:r>
-        <w:t>공공데이터포털 실거래가 API가 정상 제공된다고 가정한다. 호출이 실패하면 저장해 둔 자료나 내려받은 파일로 계산한다.</w:t>
+        <w:t>공공데이터포털 실거래가 API가 정상 제공된다고 가정한다. 호출이 실패하면 저장해 둔 자료나 내려받은 파일로 계산한다. 브이월드 공동주택가격 API가 실패하거나 결과가 없으면 공시가격을 직접 입력받는다.</w:t>
       </w:r>
     </w:p>
     <w:p>
@@ -6221,7 +6221,7 @@
                 <w:sz w:val="18"/>
                 <w:szCs w:val="18"/>
               </w:rPr>
-              <w:t xml:space="preserve">사용자는 주소, 주택 유형(아파트/연립다세대/오피스텔/다가구/단독), 보증금, 전용면적을 입력할 수 있어야 한다. 사전 매칭되지 않은 주소는 공시가격을 직접 입력받아야 한다.</w:t>
+              <w:t>사용자는 주소, 주택 유형(아파트/연립다세대/오피스텔/다가구/단독), 보증금, 전용면적을 입력할 수 있어야 한다. 아파트·연립다세대는 주소와 동·호로 공동주택 공시가격·전용면적을 조회해 채우고, 조회하지 못하거나 오피스텔이면 공시가격을 직접 입력받아야 한다. 다가구·단독은 주소·주택 유형·보증금만 받는다.</w:t>
             </w:r>
           </w:p>
         </w:tc>
@@ -6314,7 +6314,7 @@
                 <w:sz w:val="18"/>
                 <w:szCs w:val="18"/>
               </w:rPr>
-              <w:t xml:space="preserve">MVP: 시연 집 2채만 사전 매칭</w:t>
+              <w:t>시연 집 2채는 사전 매칭, 그 밖은 브이월드 조회(실패 시 직접 입력)</w:t>
             </w:r>
           </w:p>
         </w:tc>
@@ -25905,7 +25905,7 @@
                 <w:sz w:val="18"/>
                 <w:szCs w:val="18"/>
               </w:rPr>
-              <w:t xml:space="preserve">1. 주소, 주택 유형, 보증금, 면적을 입력한다.</w:t>
+              <w:t>1. 집 정보(주소·주택 유형)를 입력하고, 집값·보증금 단계에서 주소·동·호로 공시가격과 전용면적을 찾은 뒤 보증금을 입력한다.</w:t>
             </w:r>
           </w:p>
           <w:p>
@@ -26027,7 +26027,7 @@
                 <w:sz w:val="18"/>
                 <w:szCs w:val="18"/>
               </w:rPr>
-              <w:t xml:space="preserve">2a. 사전 매칭되지 않은 주소 → 공시가격 직접 입력</w:t>
+              <w:t>2a. 주소로 공시가격을 찾지 못함(오피스텔, 조회 실패·결과 없음) → 공시가격 직접 입력</w:t>
             </w:r>
           </w:p>
           <w:p>
@@ -32902,7 +32902,7 @@
                 <w:sz w:val="18"/>
                 <w:szCs w:val="18"/>
               </w:rPr>
-              <w:t xml:space="preserve">주소·보증금 입력, 등기부 업로드, 비율·판정 결과 표시</w:t>
+              <w:t>집 정보 → 집값·보증금(주소로 공시가격 찾기) → 등기부 업로드 → 확인 → 비율·판정 결과 표시</w:t>
             </w:r>
           </w:p>
         </w:tc>
@@ -34271,6 +34271,24 @@
           <w:szCs w:val="18"/>
         </w:rPr>
         <w:t xml:space="preserve">동작 화면은 UI-01, UI-03, UI-04, UI-05, UI-07의 5개, 정적 화면은 UI-02, UI-06, UI-08, UI-09의 4개다.</w:t>
+      </w:r>
+    </w:p>
+    <w:p>
+      <w:pPr>
+        <w:pBdr>
+          <w:left w:val="single" w:color="8EA9DB" w:sz="18" w:space="6"/>
+        </w:pBdr>
+        <w:shd w:fill="F2F2F2" w:color="auto" w:val="clear"/>
+        <w:spacing w:after="160" w:before="60" w:line="300"/>
+        <w:ind w:left="120"/>
+      </w:pPr>
+      <w:r>
+        <w:rPr>
+          <w:color w:val="404040"/>
+          <w:sz w:val="18"/>
+          <w:szCs w:val="18"/>
+        </w:rPr>
+        <w:t>홈은 계약이 없으면 시작 화면(계약 전 확인 시작, 내 계약 불러오기, 시연 집으로 둘러보기)을, 계약이 있으면 지금 할 일을 보여 준다. 할 일·기록함·경보 탭은 계약이 없으면 빈 화면 안내를 띄운다. 휴대폰을 바꿨거나 이 휴대폰의 저장값을 지웠으면(처음부터 다시하기, 서버의 계약은 남음) 알림 이메일로 받은 계약 번호·접근 코드로 계약을 다시 불러온다.</w:t>
       </w:r>
     </w:p>
     <w:p>
@@ -34685,7 +34703,7 @@
                 <w:sz w:val="18"/>
                 <w:szCs w:val="18"/>
               </w:rPr>
-              <w:t xml:space="preserve">국토교통부 공동주택 공시가격 (공공데이터)</w:t>
+              <w:t>국토교통부 공동주택가격 (브이월드 공간정보 오픈플랫폼 API)</w:t>
             </w:r>
           </w:p>
         </w:tc>
@@ -34716,7 +34734,7 @@
                 <w:sz w:val="18"/>
                 <w:szCs w:val="18"/>
               </w:rPr>
-              <w:t xml:space="preserve">CSV</w:t>
+              <w:t>API(JSON)</w:t>
             </w:r>
           </w:p>
         </w:tc>
@@ -34747,7 +34765,7 @@
                 <w:sz w:val="18"/>
                 <w:szCs w:val="18"/>
               </w:rPr>
-              <w:t xml:space="preserve">연 1회 공시. 이용허락 조건 확인 후 출처 표기. MVP: 부산 시연 집 2채 사전 매칭</w:t>
+              <w:t>연 1회 공시(1월 1일 기준, 4월 말 발표). 주소·동·호마다 조회하고 저장하지 않음, 출처·기준연도 표기. 시연 집 2채는 사전 매칭</w:t>
             </w:r>
           </w:p>
         </w:tc>
@@ -40338,7 +40356,7 @@
                 <w:sz w:val="18"/>
                 <w:szCs w:val="18"/>
               </w:rPr>
-              <w:t>경보 재계산 배치·실거래가 API 수집·공공데이터 적재</w:t>
+              <w:t>경보 재계산 배치·실거래가 API 수집·공시가격 조회(브이월드)·공공데이터 적재</w:t>
             </w:r>
           </w:p>
         </w:tc>

--- a/docs/srs/02_요구사항명세서(SRS)_전동기_v0.5.docx
+++ b/docs/srs/02_요구사항명세서(SRS)_전동기_v0.5.docx
@@ -5489,7 +5489,7 @@
         <w:t xml:space="preserve">Server:</w:t>
       </w:r>
       <w:r>
-        <w:t xml:space="preserve"> Linux / Docker, Python FastAPI, APScheduler(알림·재계산 스케줄러)</w:t>
+        <w:t xml:space="preserve"> Linux(동아 클라우드 VM, systemd 자동 실행), Python FastAPI. 알림·경보 재계산은 MVP에서 관리자 API로 실행하고, 정기 실행 스케줄러는 출시 때 붙임</w:t>
       </w:r>
     </w:p>
     <w:p>
@@ -5509,7 +5509,7 @@
         <w:t xml:space="preserve">External AI/API:</w:t>
       </w:r>
       <w:r>
-        <w:t xml:space="preserve"> LLM API (모델 미정), 이메일 발송(SMTP)</w:t>
+        <w:t xml:space="preserve"> LLM API (모델 미정, 키가 없으면 템플릿 설명), 이메일 발송(SMTP), 공공데이터포털 실거래가 API, 브이월드 주소 검색·공동주택가격 API</w:t>
       </w:r>
     </w:p>
     <w:p>
@@ -5529,7 +5529,7 @@
         <w:t xml:space="preserve">Database:</w:t>
       </w:r>
       <w:r>
-        <w:t xml:space="preserve"> PostgreSQL (사용자·계약·할 일·판정·경보 이력), 객체 스토리지 (증빙 사진, 암호화 저장). 벡터 DB는 사용하지 않음</w:t>
+        <w:t xml:space="preserve"> MVP는 SQLite 파일 하나(계약·할 일·판정·경보 이력), 사용자가 많아지면 PostgreSQL(SQLAlchemy라 연결 주소만 바꿈). 증빙 사진은 MVP에서 서버 폴더에 두고 출시 때 객체 스토리지에 암호화 저장. 벡터 DB는 사용하지 않음</w:t>
       </w:r>
     </w:p>
     <w:p>

--- a/docs/srs/02_요구사항명세서(SRS)_전동기_v0.5.docx
+++ b/docs/srs/02_요구사항명세서(SRS)_전동기_v0.5.docx
@@ -2202,7 +2202,7 @@
         <w:spacing w:after="60" w:line="300"/>
       </w:pPr>
       <w:r>
-        <w:t>주소 기반 건축물대장 자동 조회 (시연 집 2채만 사전 매칭). 공동주택 공시가격은 주소로 조회하고(아파트·연립다세대), 오피스텔·조회 실패는 직접 입력</w:t>
+        <w:t xml:space="preserve">주소 기반 공시가격·건축물대장 자동 조회 (시연 집 2채만 사전 매칭, 그 외는 직접 입력)</w:t>
       </w:r>
     </w:p>
     <w:p>
@@ -3717,7 +3717,7 @@
         <w:spacing w:after="120" w:line="320"/>
       </w:pPr>
       <w:r>
-        <w:t>전동기는 독립형 서비스로, MVP는 휴대폰 앱(Expo, 안드로이드·iOS)으로 제공하고 시연은 Expo Go로 한다. 보증기관 등 공식 창구 시스템과 직접 연동하지 않고, 공공 데이터(실거래가는 공공데이터포털 API, 공동주택 공시가격은 브이월드 API, 건축물대장은 파일)와 사용자가 올린 자료로 계산한 뒤 공식 창구는 링크로 연결한다.</w:t>
+        <w:t>전동기는 독립형 서비스로, MVP는 휴대폰 앱(Expo, 안드로이드·iOS)으로 제공하고 시연은 Expo Go로 한다. 보증기관 등 공식 창구 시스템과 직접 연동하지 않고, 공공 데이터(실거래가는 공공데이터포털 API, 공시가격·건축물대장은 파일)와 사용자가 올린 자료로 계산한 뒤 공식 창구는 링크로 연결한다.</w:t>
       </w:r>
     </w:p>
     <w:tbl>
@@ -3939,7 +3939,7 @@
                 <w:sz w:val="18"/>
                 <w:szCs w:val="18"/>
               </w:rPr>
-              <w:t>실거래가는 공공데이터포털 API로 받아 저장, 공동주택 공시가격은 브이월드 API로 주소·동·호마다 조회(저장하지 않음), 건축물대장은 파일을 적재해 계산에 사용</w:t>
+              <w:t>실거래가는 공공데이터포털 API로 받아 저장, 공시가격·건축물대장은 파일을 적재해 계산에 사용</w:t>
             </w:r>
           </w:p>
         </w:tc>
@@ -5489,7 +5489,7 @@
         <w:t xml:space="preserve">Server:</w:t>
       </w:r>
       <w:r>
-        <w:t xml:space="preserve"> Linux(동아 클라우드 VM, systemd 자동 실행), Python FastAPI. 알림·경보 재계산은 MVP에서 관리자 API로 실행하고, 정기 실행 스케줄러는 출시 때 붙임</w:t>
+        <w:t xml:space="preserve"> Linux / Docker, Python FastAPI, APScheduler(알림·재계산 스케줄러)</w:t>
       </w:r>
     </w:p>
     <w:p>
@@ -5509,7 +5509,7 @@
         <w:t xml:space="preserve">External AI/API:</w:t>
       </w:r>
       <w:r>
-        <w:t xml:space="preserve"> LLM API (모델 미정, 키가 없으면 템플릿 설명), 이메일 발송(SMTP), 공공데이터포털 실거래가 API, 브이월드 주소 검색·공동주택가격 API</w:t>
+        <w:t xml:space="preserve"> LLM API (모델 미정), 이메일 발송(SMTP)</w:t>
       </w:r>
     </w:p>
     <w:p>
@@ -5529,7 +5529,7 @@
         <w:t xml:space="preserve">Database:</w:t>
       </w:r>
       <w:r>
-        <w:t xml:space="preserve"> MVP는 SQLite 파일 하나(계약·할 일·판정·경보 이력), 사용자가 많아지면 PostgreSQL(SQLAlchemy라 연결 주소만 바꿈). 증빙 사진은 MVP에서 서버 폴더에 두고 출시 때 객체 스토리지에 암호화 저장. 벡터 DB는 사용하지 않음</w:t>
+        <w:t xml:space="preserve"> PostgreSQL (사용자·계약·할 일·판정·경보 이력), 객체 스토리지 (증빙 사진, 암호화 저장). 벡터 DB는 사용하지 않음</w:t>
       </w:r>
     </w:p>
     <w:p>
@@ -5757,7 +5757,7 @@
         <w:spacing w:after="60" w:line="300"/>
       </w:pPr>
       <w:r>
-        <w:t>공공데이터포털 실거래가 API가 정상 제공된다고 가정한다. 호출이 실패하면 저장해 둔 자료나 내려받은 파일로 계산한다. 브이월드 공동주택가격 API가 실패하거나 결과가 없으면 공시가격을 직접 입력받는다.</w:t>
+        <w:t>공공데이터포털 실거래가 API가 정상 제공된다고 가정한다. 호출이 실패하면 저장해 둔 자료나 내려받은 파일로 계산한다.</w:t>
       </w:r>
     </w:p>
     <w:p>
@@ -6221,7 +6221,7 @@
                 <w:sz w:val="18"/>
                 <w:szCs w:val="18"/>
               </w:rPr>
-              <w:t>사용자는 주소, 주택 유형(아파트/연립다세대/오피스텔/다가구/단독), 보증금, 전용면적을 입력할 수 있어야 한다. 아파트·연립다세대는 주소와 동·호로 공동주택 공시가격·전용면적을 조회해 채우고, 조회하지 못하거나 오피스텔이면 공시가격을 직접 입력받아야 한다. 다가구·단독은 주소·주택 유형·보증금만 받는다.</w:t>
+              <w:t xml:space="preserve">사용자는 주소, 주택 유형(아파트/연립다세대/오피스텔/다가구/단독), 보증금, 전용면적을 입력할 수 있어야 한다. 사전 매칭되지 않은 주소는 공시가격을 직접 입력받아야 한다.</w:t>
             </w:r>
           </w:p>
         </w:tc>
@@ -6314,7 +6314,7 @@
                 <w:sz w:val="18"/>
                 <w:szCs w:val="18"/>
               </w:rPr>
-              <w:t>시연 집 2채는 사전 매칭, 그 밖은 브이월드 조회(실패 시 직접 입력)</w:t>
+              <w:t xml:space="preserve">MVP: 시연 집 2채만 사전 매칭</w:t>
             </w:r>
           </w:p>
         </w:tc>
@@ -25905,7 +25905,7 @@
                 <w:sz w:val="18"/>
                 <w:szCs w:val="18"/>
               </w:rPr>
-              <w:t>1. 집 정보(주소·주택 유형)를 입력하고, 집값·보증금 단계에서 주소·동·호로 공시가격과 전용면적을 찾은 뒤 보증금을 입력한다.</w:t>
+              <w:t xml:space="preserve">1. 주소, 주택 유형, 보증금, 면적을 입력한다.</w:t>
             </w:r>
           </w:p>
           <w:p>
@@ -26027,7 +26027,7 @@
                 <w:sz w:val="18"/>
                 <w:szCs w:val="18"/>
               </w:rPr>
-              <w:t>2a. 주소로 공시가격을 찾지 못함(오피스텔, 조회 실패·결과 없음) → 공시가격 직접 입력</w:t>
+              <w:t xml:space="preserve">2a. 사전 매칭되지 않은 주소 → 공시가격 직접 입력</w:t>
             </w:r>
           </w:p>
           <w:p>
@@ -32902,7 +32902,7 @@
                 <w:sz w:val="18"/>
                 <w:szCs w:val="18"/>
               </w:rPr>
-              <w:t>집 정보 → 집값·보증금(주소로 공시가격 찾기) → 등기부 업로드 → 확인 → 비율·판정 결과 표시</w:t>
+              <w:t xml:space="preserve">주소·보증금 입력, 등기부 업로드, 비율·판정 결과 표시</w:t>
             </w:r>
           </w:p>
         </w:tc>
@@ -34271,24 +34271,6 @@
           <w:szCs w:val="18"/>
         </w:rPr>
         <w:t xml:space="preserve">동작 화면은 UI-01, UI-03, UI-04, UI-05, UI-07의 5개, 정적 화면은 UI-02, UI-06, UI-08, UI-09의 4개다.</w:t>
-      </w:r>
-    </w:p>
-    <w:p>
-      <w:pPr>
-        <w:pBdr>
-          <w:left w:val="single" w:color="8EA9DB" w:sz="18" w:space="6"/>
-        </w:pBdr>
-        <w:shd w:fill="F2F2F2" w:color="auto" w:val="clear"/>
-        <w:spacing w:after="160" w:before="60" w:line="300"/>
-        <w:ind w:left="120"/>
-      </w:pPr>
-      <w:r>
-        <w:rPr>
-          <w:color w:val="404040"/>
-          <w:sz w:val="18"/>
-          <w:szCs w:val="18"/>
-        </w:rPr>
-        <w:t>홈은 계약이 없으면 시작 화면(계약 전 확인 시작, 내 계약 불러오기, 시연 집으로 둘러보기)을, 계약이 있으면 지금 할 일을 보여 준다. 할 일·기록함·경보 탭은 계약이 없으면 빈 화면 안내를 띄운다. 휴대폰을 바꿨거나 이 휴대폰의 저장값을 지웠으면(처음부터 다시하기, 서버의 계약은 남음) 알림 이메일로 받은 계약 번호·접근 코드로 계약을 다시 불러온다.</w:t>
       </w:r>
     </w:p>
     <w:p>
@@ -34703,7 +34685,7 @@
                 <w:sz w:val="18"/>
                 <w:szCs w:val="18"/>
               </w:rPr>
-              <w:t>국토교통부 공동주택가격 (브이월드 공간정보 오픈플랫폼 API)</w:t>
+              <w:t xml:space="preserve">국토교통부 공동주택 공시가격 (공공데이터)</w:t>
             </w:r>
           </w:p>
         </w:tc>
@@ -34734,7 +34716,7 @@
                 <w:sz w:val="18"/>
                 <w:szCs w:val="18"/>
               </w:rPr>
-              <w:t>API(JSON)</w:t>
+              <w:t xml:space="preserve">CSV</w:t>
             </w:r>
           </w:p>
         </w:tc>
@@ -34765,7 +34747,7 @@
                 <w:sz w:val="18"/>
                 <w:szCs w:val="18"/>
               </w:rPr>
-              <w:t>연 1회 공시(1월 1일 기준, 4월 말 발표). 주소·동·호마다 조회하고 저장하지 않음, 출처·기준연도 표기. 시연 집 2채는 사전 매칭</w:t>
+              <w:t xml:space="preserve">연 1회 공시. 이용허락 조건 확인 후 출처 표기. MVP: 부산 시연 집 2채 사전 매칭</w:t>
             </w:r>
           </w:p>
         </w:tc>
@@ -40356,7 +40338,7 @@
                 <w:sz w:val="18"/>
                 <w:szCs w:val="18"/>
               </w:rPr>
-              <w:t>경보 재계산 배치·실거래가 API 수집·공시가격 조회(브이월드)·공공데이터 적재</w:t>
+              <w:t>경보 재계산 배치·실거래가 API 수집·공공데이터 적재</w:t>
             </w:r>
           </w:p>
         </w:tc>
